--- a/LMS_RFP_Bangladesh_Banking.docx
+++ b/LMS_RFP_Bangladesh_Banking.docx
@@ -12179,6 +12179,19 @@
           <w:szCs w:val="24"/>
         </w:rPr>
         <w:t xml:space="preserve">--- END OF RFP DOCUMENT ---</w:t>
+      </w:r>
+    </w:p>
+    <w:p>
+      <w:r>
+        <w:rPr>
+          <w:b/>
+        </w:rPr>
+        <w:t>Addendum — v3.1.0 corrections (Independent Forensic Re-audit, 8 October 2026)</w:t>
+      </w:r>
+    </w:p>
+    <w:p>
+      <w:r>
+        <w:t>Vintage note (8 October 2026): this RFP template carries the January–May 2026 procurement calendar and pre-amendment regulatory references (BRPD 15/2024 baseline; BRPD Circular 05/2025 postdates it). Update §10.2 key dates and Annexure F references to the issuing bank's current cycle before reuse.</w:t>
       </w:r>
     </w:p>
     <w:sectPr>
